--- a/docx/05-el-insulto-no-es-poder/05-el-insulto-no-es-poder.docx
+++ b/docx/05-el-insulto-no-es-poder/05-el-insulto-no-es-poder.docx
@@ -28,7 +28,7 @@
         </w:p>
       </w:sdtContent>
     </w:sdt>
-    <w:bookmarkStart w:id="17" w:name="el-insulto-no-es-poder"/>
+    <w:bookmarkStart w:id="18" w:name="el-insulto-no-es-poder"/>
     <w:p>
       <w:pPr>
         <w:pStyle w:val="Heading1"/>
@@ -83,6 +83,41 @@
       </w:r>
       <w:r>
         <w:t xml:space="preserve">→ Decirlo sin liarla</w:t>
+      </w:r>
+    </w:p>
+    <w:p>
+      <w:pPr>
+        <w:pStyle w:val="BlockText"/>
+      </w:pPr>
+      <w:r>
+        <w:t xml:space="preserve">🖨️</w:t>
+      </w:r>
+      <w:r>
+        <w:t xml:space="preserve"> </w:t>
+      </w:r>
+      <w:r>
+        <w:rPr>
+          <w:b/>
+          <w:bCs/>
+        </w:rPr>
+        <w:t xml:space="preserve">¿En papel?</w:t>
+      </w:r>
+      <w:r>
+        <w:t xml:space="preserve"> </w:t>
+      </w:r>
+      <w:hyperlink r:id="rId9">
+        <w:r>
+          <w:rPr>
+            <w:rStyle w:val="Hyperlink"/>
+          </w:rPr>
+          <w:t xml:space="preserve">Imprimir unidad completa</w:t>
+        </w:r>
+      </w:hyperlink>
+      <w:r>
+        <w:t xml:space="preserve"> </w:t>
+      </w:r>
+      <w:r>
+        <w:t xml:space="preserve">— índice + todas las fichas, con salto de página.</w:t>
       </w:r>
     </w:p>
     <w:p>
@@ -133,7 +168,7 @@
         </w:pict>
       </w:r>
     </w:p>
-    <w:bookmarkStart w:id="9" w:name="objetivo-de-la-unidad"/>
+    <w:bookmarkStart w:id="10" w:name="objetivo-de-la-unidad"/>
     <w:p>
       <w:pPr>
         <w:pStyle w:val="Heading2"/>
@@ -243,8 +278,8 @@
         </w:pict>
       </w:r>
     </w:p>
-    <w:bookmarkEnd w:id="9"/>
-    <w:bookmarkStart w:id="13" w:name="mapa-de-la-unidad"/>
+    <w:bookmarkEnd w:id="10"/>
+    <w:bookmarkStart w:id="14" w:name="mapa-de-la-unidad"/>
     <w:p>
       <w:pPr>
         <w:pStyle w:val="Heading2"/>
@@ -310,7 +345,7 @@
             <w:pPr>
               <w:pStyle w:val="Compact"/>
             </w:pPr>
-            <w:hyperlink r:id="rId10">
+            <w:hyperlink r:id="rId11">
               <w:r>
                 <w:rPr>
                   <w:rStyle w:val="Hyperlink"/>
@@ -350,7 +385,7 @@
             <w:pPr>
               <w:pStyle w:val="Compact"/>
             </w:pPr>
-            <w:hyperlink r:id="rId11">
+            <w:hyperlink r:id="rId12">
               <w:r>
                 <w:rPr>
                   <w:rStyle w:val="Hyperlink"/>
@@ -390,7 +425,7 @@
             <w:pPr>
               <w:pStyle w:val="Compact"/>
             </w:pPr>
-            <w:hyperlink r:id="rId12">
+            <w:hyperlink r:id="rId13">
               <w:r>
                 <w:rPr>
                   <w:rStyle w:val="Hyperlink"/>
@@ -431,8 +466,8 @@
         </w:pict>
       </w:r>
     </w:p>
-    <w:bookmarkEnd w:id="13"/>
-    <w:bookmarkStart w:id="14" w:name="actividades-y-juegos-de-la-unidad"/>
+    <w:bookmarkEnd w:id="14"/>
+    <w:bookmarkStart w:id="15" w:name="actividades-y-juegos-de-la-unidad"/>
     <w:p>
       <w:pPr>
         <w:pStyle w:val="Heading2"/>
@@ -474,8 +509,8 @@
         </w:pict>
       </w:r>
     </w:p>
-    <w:bookmarkEnd w:id="14"/>
-    <w:bookmarkStart w:id="16" w:name="por-dónde-empiezo"/>
+    <w:bookmarkEnd w:id="15"/>
+    <w:bookmarkStart w:id="17" w:name="por-dónde-empiezo"/>
     <w:p>
       <w:pPr>
         <w:pStyle w:val="Heading2"/>
@@ -498,7 +533,7 @@
       <w:r>
         <w:t xml:space="preserve"> </w:t>
       </w:r>
-      <w:hyperlink r:id="rId10">
+      <w:hyperlink r:id="rId11">
         <w:r>
           <w:rPr>
             <w:rStyle w:val="Hyperlink"/>
@@ -524,7 +559,7 @@
       <w:r>
         <w:t xml:space="preserve"> </w:t>
       </w:r>
-      <w:hyperlink r:id="rId11">
+      <w:hyperlink r:id="rId12">
         <w:r>
           <w:rPr>
             <w:rStyle w:val="Hyperlink"/>
@@ -550,7 +585,7 @@
       <w:r>
         <w:t xml:space="preserve"> </w:t>
       </w:r>
-      <w:hyperlink r:id="rId10">
+      <w:hyperlink r:id="rId11">
         <w:r>
           <w:rPr>
             <w:rStyle w:val="Hyperlink"/>
@@ -577,7 +612,7 @@
         </w:rPr>
         <w:t xml:space="preserve"> </w:t>
       </w:r>
-      <w:hyperlink r:id="rId15">
+      <w:hyperlink r:id="rId16">
         <w:r>
           <w:rPr>
             <w:rStyle w:val="Hyperlink"/>
@@ -595,9 +630,9 @@
         <w:t xml:space="preserve">.</w:t>
       </w:r>
     </w:p>
-    <w:bookmarkEnd w:id="16"/>
     <w:bookmarkEnd w:id="17"/>
-    <w:bookmarkStart w:id="29" w:name="por-qué-busca-tu-reacción"/>
+    <w:bookmarkEnd w:id="18"/>
+    <w:bookmarkStart w:id="30" w:name="por-qué-busca-tu-reacción"/>
     <w:p>
       <w:pPr>
         <w:pStyle w:val="Heading1"/>
@@ -661,7 +696,7 @@
         </w:pict>
       </w:r>
     </w:p>
-    <w:bookmarkStart w:id="18" w:name="en-corto"/>
+    <w:bookmarkStart w:id="19" w:name="en-corto"/>
     <w:p>
       <w:pPr>
         <w:pStyle w:val="Heading2"/>
@@ -711,8 +746,8 @@
         </w:pict>
       </w:r>
     </w:p>
-    <w:bookmarkEnd w:id="18"/>
-    <w:bookmarkStart w:id="19" w:name="un-insulto-siempre-quiere-algo"/>
+    <w:bookmarkEnd w:id="19"/>
+    <w:bookmarkStart w:id="20" w:name="un-insulto-siempre-quiere-algo"/>
     <w:p>
       <w:pPr>
         <w:pStyle w:val="Heading2"/>
@@ -950,8 +985,8 @@
         </w:pict>
       </w:r>
     </w:p>
-    <w:bookmarkEnd w:id="19"/>
-    <w:bookmarkStart w:id="20" w:name="el-ciclo-del-insulto-y-dónde-se-corta"/>
+    <w:bookmarkEnd w:id="20"/>
+    <w:bookmarkStart w:id="21" w:name="el-ciclo-del-insulto-y-dónde-se-corta"/>
     <w:p>
       <w:pPr>
         <w:pStyle w:val="Heading2"/>
@@ -1262,8 +1297,8 @@
         </w:pict>
       </w:r>
     </w:p>
-    <w:bookmarkEnd w:id="20"/>
-    <w:bookmarkStart w:id="21" w:name="la-cara-que-gana-cartón-no-piedra"/>
+    <w:bookmarkEnd w:id="21"/>
+    <w:bookmarkStart w:id="22" w:name="la-cara-que-gana-cartón-no-piedra"/>
     <w:p>
       <w:pPr>
         <w:pStyle w:val="Heading2"/>
@@ -1522,8 +1557,8 @@
         </w:pict>
       </w:r>
     </w:p>
-    <w:bookmarkEnd w:id="21"/>
-    <w:bookmarkStart w:id="22" w:name="tu-análisis-del-caso"/>
+    <w:bookmarkEnd w:id="22"/>
+    <w:bookmarkStart w:id="23" w:name="tu-análisis-del-caso"/>
     <w:p>
       <w:pPr>
         <w:pStyle w:val="Heading2"/>
@@ -1649,8 +1684,8 @@
         <w:t xml:space="preserve">🏫 Grupo:</w:t>
       </w:r>
     </w:p>
-    <w:bookmarkEnd w:id="22"/>
-    <w:bookmarkStart w:id="23" w:name="a-por-ellos"/>
+    <w:bookmarkEnd w:id="23"/>
+    <w:bookmarkStart w:id="24" w:name="a-por-ellos"/>
     <w:p>
       <w:pPr>
         <w:pStyle w:val="Heading2"/>
@@ -2128,8 +2163,8 @@
         </w:pict>
       </w:r>
     </w:p>
-    <w:bookmarkEnd w:id="23"/>
-    <w:bookmarkStart w:id="24" w:name="mini-dinámica-la-cara-de-cartón-5-min"/>
+    <w:bookmarkEnd w:id="24"/>
+    <w:bookmarkStart w:id="25" w:name="mini-dinámica-la-cara-de-cartón-5-min"/>
     <w:p>
       <w:pPr>
         <w:pStyle w:val="Heading2"/>
@@ -2223,8 +2258,8 @@
         </w:pict>
       </w:r>
     </w:p>
-    <w:bookmarkEnd w:id="24"/>
-    <w:bookmarkStart w:id="25" w:name="soluciones-y-pistas"/>
+    <w:bookmarkEnd w:id="25"/>
+    <w:bookmarkStart w:id="26" w:name="soluciones-y-pistas"/>
     <w:p>
       <w:pPr>
         <w:pStyle w:val="Heading2"/>
@@ -2337,8 +2372,8 @@
         </w:pict>
       </w:r>
     </w:p>
-    <w:bookmarkEnd w:id="25"/>
-    <w:bookmarkStart w:id="26" w:name="resumen-en-3-frases"/>
+    <w:bookmarkEnd w:id="26"/>
+    <w:bookmarkStart w:id="27" w:name="resumen-en-3-frases"/>
     <w:p>
       <w:pPr>
         <w:pStyle w:val="Heading2"/>
@@ -2390,8 +2425,8 @@
         </w:pict>
       </w:r>
     </w:p>
-    <w:bookmarkEnd w:id="26"/>
-    <w:bookmarkStart w:id="28" w:name="vocabulario-rápido"/>
+    <w:bookmarkEnd w:id="27"/>
+    <w:bookmarkStart w:id="29" w:name="vocabulario-rápido"/>
     <w:p>
       <w:pPr>
         <w:pStyle w:val="Heading2"/>
@@ -2505,7 +2540,7 @@
       <w:r>
         <w:t xml:space="preserve"> </w:t>
       </w:r>
-      <w:hyperlink r:id="rId27">
+      <w:hyperlink r:id="rId28">
         <w:r>
           <w:rPr>
             <w:rStyle w:val="Hyperlink"/>
@@ -2532,7 +2567,7 @@
       <w:r>
         <w:t xml:space="preserve"> </w:t>
       </w:r>
-      <w:hyperlink r:id="rId27">
+      <w:hyperlink r:id="rId28">
         <w:r>
           <w:rPr>
             <w:rStyle w:val="Hyperlink"/>
@@ -2559,7 +2594,7 @@
       <w:r>
         <w:t xml:space="preserve"> </w:t>
       </w:r>
-      <w:hyperlink r:id="rId11">
+      <w:hyperlink r:id="rId12">
         <w:r>
           <w:rPr>
             <w:rStyle w:val="Hyperlink"/>
@@ -2568,9 +2603,9 @@
         </w:r>
       </w:hyperlink>
     </w:p>
-    <w:bookmarkEnd w:id="28"/>
     <w:bookmarkEnd w:id="29"/>
-    <w:bookmarkStart w:id="43" w:name="cómo-no-dar-la-reacción"/>
+    <w:bookmarkEnd w:id="30"/>
+    <w:bookmarkStart w:id="44" w:name="cómo-no-dar-la-reacción"/>
     <w:p>
       <w:pPr>
         <w:pStyle w:val="Heading1"/>
@@ -2634,7 +2669,7 @@
         </w:pict>
       </w:r>
     </w:p>
-    <w:bookmarkStart w:id="30" w:name="en-corto-1"/>
+    <w:bookmarkStart w:id="31" w:name="en-corto-1"/>
     <w:p>
       <w:pPr>
         <w:pStyle w:val="Heading2"/>
@@ -2687,8 +2722,8 @@
         </w:pict>
       </w:r>
     </w:p>
-    <w:bookmarkEnd w:id="30"/>
-    <w:bookmarkStart w:id="31" w:name="no-dar-la-reacción-no-es-no-hacer-nada"/>
+    <w:bookmarkEnd w:id="31"/>
+    <w:bookmarkStart w:id="32" w:name="no-dar-la-reacción-no-es-no-hacer-nada"/>
     <w:p>
       <w:pPr>
         <w:pStyle w:val="Heading2"/>
@@ -2763,7 +2798,7 @@
       <w:r>
         <w:t xml:space="preserve"> </w:t>
       </w:r>
-      <w:hyperlink r:id="rId10">
+      <w:hyperlink r:id="rId11">
         <w:r>
           <w:rPr>
             <w:rStyle w:val="Hyperlink"/>
@@ -2845,8 +2880,8 @@
         </w:pict>
       </w:r>
     </w:p>
-    <w:bookmarkEnd w:id="31"/>
-    <w:bookmarkStart w:id="35" w:name="las-3-herramientas-y-el-límite"/>
+    <w:bookmarkEnd w:id="32"/>
+    <w:bookmarkStart w:id="36" w:name="las-3-herramientas-y-el-límite"/>
     <w:p>
       <w:pPr>
         <w:pStyle w:val="Heading2"/>
@@ -2868,7 +2903,7 @@
         <w:t xml:space="preserve">🛠️ Cartón → Mensaje-Yo → salir + el límite del aviso</w:t>
       </w:r>
     </w:p>
-    <w:bookmarkStart w:id="32" w:name="X1560fe89c1aa6ebd1a76f56def56300cc041dfe"/>
+    <w:bookmarkStart w:id="33" w:name="X1560fe89c1aa6ebd1a76f56def56300cc041dfe"/>
     <w:p>
       <w:pPr>
         <w:pStyle w:val="Heading3"/>
@@ -3032,8 +3067,8 @@
         <w:t xml:space="preserve">; dale cara de persona que está pensando en el detergente.”</w:t>
       </w:r>
     </w:p>
-    <w:bookmarkEnd w:id="32"/>
-    <w:bookmarkStart w:id="33" w:name="mensaje-yo-para-cortarlo-en-seco"/>
+    <w:bookmarkEnd w:id="33"/>
+    <w:bookmarkStart w:id="34" w:name="mensaje-yo-para-cortarlo-en-seco"/>
     <w:p>
       <w:pPr>
         <w:pStyle w:val="Heading3"/>
@@ -3136,8 +3171,8 @@
         <w:t xml:space="preserve">Corta sin abrir otra pelea. Y en el siguiente unit lo perfeccionas con la asertividad.</w:t>
       </w:r>
     </w:p>
-    <w:bookmarkEnd w:id="33"/>
-    <w:bookmarkStart w:id="34" w:name="salir-de-la-escena-cuando-ya-no-da-juego"/>
+    <w:bookmarkEnd w:id="34"/>
+    <w:bookmarkStart w:id="35" w:name="salir-de-la-escena-cuando-ya-no-da-juego"/>
     <w:p>
       <w:pPr>
         <w:pStyle w:val="Heading3"/>
@@ -3227,9 +3262,9 @@
         </w:pict>
       </w:r>
     </w:p>
-    <w:bookmarkEnd w:id="34"/>
     <w:bookmarkEnd w:id="35"/>
-    <w:bookmarkStart w:id="36" w:name="Xf627763cb2812d55591c52b0f84857b2b8015c9"/>
+    <w:bookmarkEnd w:id="36"/>
+    <w:bookmarkStart w:id="37" w:name="Xf627763cb2812d55591c52b0f84857b2b8015c9"/>
     <w:p>
       <w:pPr>
         <w:pStyle w:val="Heading2"/>
@@ -3673,8 +3708,8 @@
         </w:pict>
       </w:r>
     </w:p>
-    <w:bookmarkEnd w:id="36"/>
-    <w:bookmarkStart w:id="37" w:name="X8d6239a82029f7d0db5225cdc4c52f74afe35a8"/>
+    <w:bookmarkEnd w:id="37"/>
+    <w:bookmarkStart w:id="38" w:name="X8d6239a82029f7d0db5225cdc4c52f74afe35a8"/>
     <w:p>
       <w:pPr>
         <w:pStyle w:val="Heading2"/>
@@ -3882,8 +3917,8 @@
         <w:t xml:space="preserve">🏫 Grupo:</w:t>
       </w:r>
     </w:p>
-    <w:bookmarkEnd w:id="37"/>
-    <w:bookmarkStart w:id="38" w:name="a-por-ellos-1"/>
+    <w:bookmarkEnd w:id="38"/>
+    <w:bookmarkStart w:id="39" w:name="a-por-ellos-1"/>
     <w:p>
       <w:pPr>
         <w:pStyle w:val="Heading2"/>
@@ -4456,8 +4491,8 @@
         </w:pict>
       </w:r>
     </w:p>
-    <w:bookmarkEnd w:id="38"/>
-    <w:bookmarkStart w:id="39" w:name="mini-dinámica-el-rostro-de-cartón-5-min"/>
+    <w:bookmarkEnd w:id="39"/>
+    <w:bookmarkStart w:id="40" w:name="mini-dinámica-el-rostro-de-cartón-5-min"/>
     <w:p>
       <w:pPr>
         <w:pStyle w:val="Heading2"/>
@@ -4554,8 +4589,8 @@
         </w:pict>
       </w:r>
     </w:p>
-    <w:bookmarkEnd w:id="39"/>
-    <w:bookmarkStart w:id="40" w:name="soluciones-y-pistas-1"/>
+    <w:bookmarkEnd w:id="40"/>
+    <w:bookmarkStart w:id="41" w:name="soluciones-y-pistas-1"/>
     <w:p>
       <w:pPr>
         <w:pStyle w:val="Heading2"/>
@@ -4703,8 +4738,8 @@
         </w:pict>
       </w:r>
     </w:p>
-    <w:bookmarkEnd w:id="40"/>
-    <w:bookmarkStart w:id="41" w:name="resumen-en-3-frases-1"/>
+    <w:bookmarkEnd w:id="41"/>
+    <w:bookmarkStart w:id="42" w:name="resumen-en-3-frases-1"/>
     <w:p>
       <w:pPr>
         <w:pStyle w:val="Heading2"/>
@@ -4765,8 +4800,8 @@
         </w:pict>
       </w:r>
     </w:p>
-    <w:bookmarkEnd w:id="41"/>
-    <w:bookmarkStart w:id="42" w:name="vocabulario-rápido-1"/>
+    <w:bookmarkEnd w:id="42"/>
+    <w:bookmarkStart w:id="43" w:name="vocabulario-rápido-1"/>
     <w:p>
       <w:pPr>
         <w:pStyle w:val="Heading2"/>
@@ -4889,7 +4924,7 @@
       <w:r>
         <w:t xml:space="preserve"> </w:t>
       </w:r>
-      <w:hyperlink r:id="rId27">
+      <w:hyperlink r:id="rId28">
         <w:r>
           <w:rPr>
             <w:rStyle w:val="Hyperlink"/>
@@ -4916,7 +4951,7 @@
       <w:r>
         <w:t xml:space="preserve"> </w:t>
       </w:r>
-      <w:hyperlink r:id="rId10">
+      <w:hyperlink r:id="rId11">
         <w:r>
           <w:rPr>
             <w:rStyle w:val="Hyperlink"/>
@@ -4943,7 +4978,7 @@
       <w:r>
         <w:t xml:space="preserve"> </w:t>
       </w:r>
-      <w:hyperlink r:id="rId12">
+      <w:hyperlink r:id="rId13">
         <w:r>
           <w:rPr>
             <w:rStyle w:val="Hyperlink"/>
@@ -4952,9 +4987,9 @@
         </w:r>
       </w:hyperlink>
     </w:p>
-    <w:bookmarkEnd w:id="42"/>
     <w:bookmarkEnd w:id="43"/>
-    <w:bookmarkStart w:id="55" w:name="juegos-y-retos"/>
+    <w:bookmarkEnd w:id="44"/>
+    <w:bookmarkStart w:id="56" w:name="juegos-y-retos"/>
     <w:p>
       <w:pPr>
         <w:pStyle w:val="Heading1"/>
@@ -5018,7 +5053,7 @@
         </w:pict>
       </w:r>
     </w:p>
-    <w:bookmarkStart w:id="44" w:name="en-corto-2"/>
+    <w:bookmarkStart w:id="45" w:name="en-corto-2"/>
     <w:p>
       <w:pPr>
         <w:pStyle w:val="Heading2"/>
@@ -5042,8 +5077,8 @@
         </w:pict>
       </w:r>
     </w:p>
-    <w:bookmarkEnd w:id="44"/>
-    <w:bookmarkStart w:id="45" w:name="el-fail-de-dani-la-misma-medicina"/>
+    <w:bookmarkEnd w:id="45"/>
+    <w:bookmarkStart w:id="46" w:name="el-fail-de-dani-la-misma-medicina"/>
     <w:p>
       <w:pPr>
         <w:pStyle w:val="Heading2"/>
@@ -5236,8 +5271,8 @@
         </w:pict>
       </w:r>
     </w:p>
-    <w:bookmarkEnd w:id="45"/>
-    <w:bookmarkStart w:id="46" w:name="cara-a-cara-el-público-decide"/>
+    <w:bookmarkEnd w:id="46"/>
+    <w:bookmarkStart w:id="47" w:name="cara-a-cara-el-público-decide"/>
     <w:p>
       <w:pPr>
         <w:pStyle w:val="Heading2"/>
@@ -5565,8 +5600,8 @@
         </w:pict>
       </w:r>
     </w:p>
-    <w:bookmarkEnd w:id="46"/>
-    <w:bookmarkStart w:id="47" w:name="reto-mental"/>
+    <w:bookmarkEnd w:id="47"/>
+    <w:bookmarkStart w:id="48" w:name="reto-mental"/>
     <w:p>
       <w:pPr>
         <w:pStyle w:val="Heading2"/>
@@ -5784,8 +5819,8 @@
         </w:pict>
       </w:r>
     </w:p>
-    <w:bookmarkEnd w:id="47"/>
-    <w:bookmarkStart w:id="48" w:name="Xdba55632034ec38b9995961be00e781571b2d42"/>
+    <w:bookmarkEnd w:id="48"/>
+    <w:bookmarkStart w:id="49" w:name="Xdba55632034ec38b9995961be00e781571b2d42"/>
     <w:p>
       <w:pPr>
         <w:pStyle w:val="Heading2"/>
@@ -6162,8 +6197,8 @@
         <w:t xml:space="preserve">🏫 Grupo:</w:t>
       </w:r>
     </w:p>
-    <w:bookmarkEnd w:id="48"/>
-    <w:bookmarkStart w:id="49" w:name="a-por-ellos-2"/>
+    <w:bookmarkEnd w:id="49"/>
+    <w:bookmarkStart w:id="50" w:name="a-por-ellos-2"/>
     <w:p>
       <w:pPr>
         <w:pStyle w:val="Heading2"/>
@@ -6543,8 +6578,8 @@
         </w:pict>
       </w:r>
     </w:p>
-    <w:bookmarkEnd w:id="49"/>
-    <w:bookmarkStart w:id="50" w:name="Xb092f4a086a2c625457a830982c61cc562cf33f"/>
+    <w:bookmarkEnd w:id="50"/>
+    <w:bookmarkStart w:id="51" w:name="Xb092f4a086a2c625457a830982c61cc562cf33f"/>
     <w:p>
       <w:pPr>
         <w:pStyle w:val="Heading2"/>
@@ -6641,8 +6676,8 @@
         </w:pict>
       </w:r>
     </w:p>
-    <w:bookmarkEnd w:id="50"/>
-    <w:bookmarkStart w:id="51" w:name="soluciones-y-pistas-2"/>
+    <w:bookmarkEnd w:id="51"/>
+    <w:bookmarkStart w:id="52" w:name="soluciones-y-pistas-2"/>
     <w:p>
       <w:pPr>
         <w:pStyle w:val="Heading2"/>
@@ -6777,8 +6812,8 @@
         </w:pict>
       </w:r>
     </w:p>
-    <w:bookmarkEnd w:id="51"/>
-    <w:bookmarkStart w:id="52" w:name="logros-de-la-unidad"/>
+    <w:bookmarkEnd w:id="52"/>
+    <w:bookmarkStart w:id="53" w:name="logros-de-la-unidad"/>
     <w:p>
       <w:pPr>
         <w:pStyle w:val="Heading2"/>
@@ -6985,8 +7020,8 @@
         </w:pict>
       </w:r>
     </w:p>
-    <w:bookmarkEnd w:id="52"/>
-    <w:bookmarkStart w:id="53" w:name="dudas-de-10-segundos"/>
+    <w:bookmarkEnd w:id="53"/>
+    <w:bookmarkStart w:id="54" w:name="dudas-de-10-segundos"/>
     <w:p>
       <w:pPr>
         <w:pStyle w:val="Heading2"/>
@@ -7145,8 +7180,8 @@
         </w:pict>
       </w:r>
     </w:p>
-    <w:bookmarkEnd w:id="53"/>
-    <w:bookmarkStart w:id="54" w:name="poscréditos"/>
+    <w:bookmarkEnd w:id="54"/>
+    <w:bookmarkStart w:id="55" w:name="poscréditos"/>
     <w:p>
       <w:pPr>
         <w:pStyle w:val="Heading2"/>
@@ -7305,7 +7340,7 @@
       <w:r>
         <w:t xml:space="preserve"> </w:t>
       </w:r>
-      <w:hyperlink r:id="rId27">
+      <w:hyperlink r:id="rId28">
         <w:r>
           <w:rPr>
             <w:rStyle w:val="Hyperlink"/>
@@ -7332,7 +7367,7 @@
       <w:r>
         <w:t xml:space="preserve"> </w:t>
       </w:r>
-      <w:hyperlink r:id="rId11">
+      <w:hyperlink r:id="rId12">
         <w:r>
           <w:rPr>
             <w:rStyle w:val="Hyperlink"/>
@@ -7359,7 +7394,7 @@
       <w:r>
         <w:t xml:space="preserve"> </w:t>
       </w:r>
-      <w:hyperlink r:id="rId15">
+      <w:hyperlink r:id="rId16">
         <w:r>
           <w:rPr>
             <w:rStyle w:val="Hyperlink"/>
@@ -7368,8 +7403,8 @@
         </w:r>
       </w:hyperlink>
     </w:p>
-    <w:bookmarkEnd w:id="54"/>
     <w:bookmarkEnd w:id="55"/>
+    <w:bookmarkEnd w:id="56"/>
     <w:sectPr>
       <w:footnotePr>
         <w:numRestart w:val="eachSect"/>

--- a/docx/05-el-insulto-no-es-poder/05-el-insulto-no-es-poder.docx
+++ b/docx/05-el-insulto-no-es-poder/05-el-insulto-no-es-poder.docx
@@ -632,7 +632,7 @@
     </w:p>
     <w:bookmarkEnd w:id="17"/>
     <w:bookmarkEnd w:id="18"/>
-    <w:bookmarkStart w:id="30" w:name="por-qué-busca-tu-reacción"/>
+    <w:bookmarkStart w:id="33" w:name="por-qué-busca-tu-reacción"/>
     <w:p>
       <w:pPr>
         <w:pStyle w:val="Heading1"/>
@@ -986,7 +986,7 @@
       </w:r>
     </w:p>
     <w:bookmarkEnd w:id="20"/>
-    <w:bookmarkStart w:id="21" w:name="el-ciclo-del-insulto-y-dónde-se-corta"/>
+    <w:bookmarkStart w:id="24" w:name="el-ciclo-del-insulto-y-dónde-se-corta"/>
     <w:p>
       <w:pPr>
         <w:pStyle w:val="Heading2"/>
@@ -997,12 +997,54 @@
     </w:p>
     <w:p>
       <w:pPr>
-        <w:pStyle w:val="FirstParagraph"/>
-      </w:pPr>
-    </w:p>
-    <w:p>
-      <w:pPr>
-        <w:pStyle w:val="BodyText"/>
+        <w:pStyle w:val="CaptionedFigure"/>
+      </w:pPr>
+      <w:r>
+        <w:drawing>
+          <wp:inline>
+            <wp:extent cx="5334000" cy="2595880"/>
+            <wp:effectExtent b="0" l="0" r="0" t="0"/>
+            <wp:docPr descr="♻️ El bucle del insulto — y las tres cosas que lo cortan" title="" id="22" name="Picture"/>
+            <a:graphic>
+              <a:graphicData uri="http://schemas.openxmlformats.org/drawingml/2006/picture">
+                <pic:pic>
+                  <pic:nvPicPr>
+                    <pic:cNvPr descr="public/img/05-el-insulto-no-es-poder/01-ciclo-insulto.png" id="23" name="Picture"/>
+                    <pic:cNvPicPr>
+                      <a:picLocks noChangeArrowheads="1" noChangeAspect="1"/>
+                    </pic:cNvPicPr>
+                  </pic:nvPicPr>
+                  <pic:blipFill>
+                    <a:blip r:embed="rId21"/>
+                    <a:stretch>
+                      <a:fillRect/>
+                    </a:stretch>
+                  </pic:blipFill>
+                  <pic:spPr bwMode="auto">
+                    <a:xfrm>
+                      <a:off x="0" y="0"/>
+                      <a:ext cx="5334000" cy="2595880"/>
+                    </a:xfrm>
+                    <a:prstGeom prst="rect">
+                      <a:avLst/>
+                    </a:prstGeom>
+                    <a:noFill/>
+                    <a:ln w="9525">
+                      <a:noFill/>
+                      <a:headEnd/>
+                      <a:tailEnd/>
+                    </a:ln>
+                  </pic:spPr>
+                </pic:pic>
+              </a:graphicData>
+            </a:graphic>
+          </wp:inline>
+        </w:drawing>
+      </w:r>
+    </w:p>
+    <w:p>
+      <w:pPr>
+        <w:pStyle w:val="ImageCaption"/>
       </w:pPr>
       <w:r>
         <w:t xml:space="preserve">♻️ El bucle del insulto — y las tres cosas que lo cortan</w:t>
@@ -1297,8 +1339,8 @@
         </w:pict>
       </w:r>
     </w:p>
-    <w:bookmarkEnd w:id="21"/>
-    <w:bookmarkStart w:id="22" w:name="la-cara-que-gana-cartón-no-piedra"/>
+    <w:bookmarkEnd w:id="24"/>
+    <w:bookmarkStart w:id="25" w:name="la-cara-que-gana-cartón-no-piedra"/>
     <w:p>
       <w:pPr>
         <w:pStyle w:val="Heading2"/>
@@ -1557,8 +1599,8 @@
         </w:pict>
       </w:r>
     </w:p>
-    <w:bookmarkEnd w:id="22"/>
-    <w:bookmarkStart w:id="23" w:name="tu-análisis-del-caso"/>
+    <w:bookmarkEnd w:id="25"/>
+    <w:bookmarkStart w:id="26" w:name="tu-análisis-del-caso"/>
     <w:p>
       <w:pPr>
         <w:pStyle w:val="Heading2"/>
@@ -1684,8 +1726,8 @@
         <w:t xml:space="preserve">🏫 Grupo:</w:t>
       </w:r>
     </w:p>
-    <w:bookmarkEnd w:id="23"/>
-    <w:bookmarkStart w:id="24" w:name="a-por-ellos"/>
+    <w:bookmarkEnd w:id="26"/>
+    <w:bookmarkStart w:id="27" w:name="a-por-ellos"/>
     <w:p>
       <w:pPr>
         <w:pStyle w:val="Heading2"/>
@@ -2163,8 +2205,8 @@
         </w:pict>
       </w:r>
     </w:p>
-    <w:bookmarkEnd w:id="24"/>
-    <w:bookmarkStart w:id="25" w:name="mini-dinámica-la-cara-de-cartón-5-min"/>
+    <w:bookmarkEnd w:id="27"/>
+    <w:bookmarkStart w:id="28" w:name="mini-dinámica-la-cara-de-cartón-5-min"/>
     <w:p>
       <w:pPr>
         <w:pStyle w:val="Heading2"/>
@@ -2258,8 +2300,8 @@
         </w:pict>
       </w:r>
     </w:p>
-    <w:bookmarkEnd w:id="25"/>
-    <w:bookmarkStart w:id="26" w:name="soluciones-y-pistas"/>
+    <w:bookmarkEnd w:id="28"/>
+    <w:bookmarkStart w:id="29" w:name="soluciones-y-pistas"/>
     <w:p>
       <w:pPr>
         <w:pStyle w:val="Heading2"/>
@@ -2372,8 +2414,8 @@
         </w:pict>
       </w:r>
     </w:p>
-    <w:bookmarkEnd w:id="26"/>
-    <w:bookmarkStart w:id="27" w:name="resumen-en-3-frases"/>
+    <w:bookmarkEnd w:id="29"/>
+    <w:bookmarkStart w:id="30" w:name="resumen-en-3-frases"/>
     <w:p>
       <w:pPr>
         <w:pStyle w:val="Heading2"/>
@@ -2425,8 +2467,8 @@
         </w:pict>
       </w:r>
     </w:p>
-    <w:bookmarkEnd w:id="27"/>
-    <w:bookmarkStart w:id="29" w:name="vocabulario-rápido"/>
+    <w:bookmarkEnd w:id="30"/>
+    <w:bookmarkStart w:id="32" w:name="vocabulario-rápido"/>
     <w:p>
       <w:pPr>
         <w:pStyle w:val="Heading2"/>
@@ -2540,7 +2582,7 @@
       <w:r>
         <w:t xml:space="preserve"> </w:t>
       </w:r>
-      <w:hyperlink r:id="rId28">
+      <w:hyperlink r:id="rId31">
         <w:r>
           <w:rPr>
             <w:rStyle w:val="Hyperlink"/>
@@ -2567,7 +2609,7 @@
       <w:r>
         <w:t xml:space="preserve"> </w:t>
       </w:r>
-      <w:hyperlink r:id="rId28">
+      <w:hyperlink r:id="rId31">
         <w:r>
           <w:rPr>
             <w:rStyle w:val="Hyperlink"/>
@@ -2603,9 +2645,9 @@
         </w:r>
       </w:hyperlink>
     </w:p>
-    <w:bookmarkEnd w:id="29"/>
-    <w:bookmarkEnd w:id="30"/>
-    <w:bookmarkStart w:id="44" w:name="cómo-no-dar-la-reacción"/>
+    <w:bookmarkEnd w:id="32"/>
+    <w:bookmarkEnd w:id="33"/>
+    <w:bookmarkStart w:id="50" w:name="cómo-no-dar-la-reacción"/>
     <w:p>
       <w:pPr>
         <w:pStyle w:val="Heading1"/>
@@ -2669,7 +2711,7 @@
         </w:pict>
       </w:r>
     </w:p>
-    <w:bookmarkStart w:id="31" w:name="en-corto-1"/>
+    <w:bookmarkStart w:id="34" w:name="en-corto-1"/>
     <w:p>
       <w:pPr>
         <w:pStyle w:val="Heading2"/>
@@ -2722,8 +2764,8 @@
         </w:pict>
       </w:r>
     </w:p>
-    <w:bookmarkEnd w:id="31"/>
-    <w:bookmarkStart w:id="32" w:name="no-dar-la-reacción-no-es-no-hacer-nada"/>
+    <w:bookmarkEnd w:id="34"/>
+    <w:bookmarkStart w:id="35" w:name="no-dar-la-reacción-no-es-no-hacer-nada"/>
     <w:p>
       <w:pPr>
         <w:pStyle w:val="Heading2"/>
@@ -2880,8 +2922,8 @@
         </w:pict>
       </w:r>
     </w:p>
-    <w:bookmarkEnd w:id="32"/>
-    <w:bookmarkStart w:id="36" w:name="las-3-herramientas-y-el-límite"/>
+    <w:bookmarkEnd w:id="35"/>
+    <w:bookmarkStart w:id="42" w:name="las-3-herramientas-y-el-límite"/>
     <w:p>
       <w:pPr>
         <w:pStyle w:val="Heading2"/>
@@ -2892,18 +2934,60 @@
     </w:p>
     <w:p>
       <w:pPr>
-        <w:pStyle w:val="FirstParagraph"/>
-      </w:pPr>
-    </w:p>
-    <w:p>
-      <w:pPr>
-        <w:pStyle w:val="BodyText"/>
+        <w:pStyle w:val="CaptionedFigure"/>
+      </w:pPr>
+      <w:r>
+        <w:drawing>
+          <wp:inline>
+            <wp:extent cx="5334000" cy="2595880"/>
+            <wp:effectExtent b="0" l="0" r="0" t="0"/>
+            <wp:docPr descr="🛠️ Cartón → Mensaje-Yo → salir + el límite del aviso" title="" id="37" name="Picture"/>
+            <a:graphic>
+              <a:graphicData uri="http://schemas.openxmlformats.org/drawingml/2006/picture">
+                <pic:pic>
+                  <pic:nvPicPr>
+                    <pic:cNvPr descr="public/img/05-el-insulto-no-es-poder/02-tres-herramientas.png" id="38" name="Picture"/>
+                    <pic:cNvPicPr>
+                      <a:picLocks noChangeArrowheads="1" noChangeAspect="1"/>
+                    </pic:cNvPicPr>
+                  </pic:nvPicPr>
+                  <pic:blipFill>
+                    <a:blip r:embed="rId36"/>
+                    <a:stretch>
+                      <a:fillRect/>
+                    </a:stretch>
+                  </pic:blipFill>
+                  <pic:spPr bwMode="auto">
+                    <a:xfrm>
+                      <a:off x="0" y="0"/>
+                      <a:ext cx="5334000" cy="2595880"/>
+                    </a:xfrm>
+                    <a:prstGeom prst="rect">
+                      <a:avLst/>
+                    </a:prstGeom>
+                    <a:noFill/>
+                    <a:ln w="9525">
+                      <a:noFill/>
+                      <a:headEnd/>
+                      <a:tailEnd/>
+                    </a:ln>
+                  </pic:spPr>
+                </pic:pic>
+              </a:graphicData>
+            </a:graphic>
+          </wp:inline>
+        </w:drawing>
+      </w:r>
+    </w:p>
+    <w:p>
+      <w:pPr>
+        <w:pStyle w:val="ImageCaption"/>
       </w:pPr>
       <w:r>
         <w:t xml:space="preserve">🛠️ Cartón → Mensaje-Yo → salir + el límite del aviso</w:t>
       </w:r>
     </w:p>
-    <w:bookmarkStart w:id="33" w:name="X1560fe89c1aa6ebd1a76f56def56300cc041dfe"/>
+    <w:bookmarkStart w:id="39" w:name="X1560fe89c1aa6ebd1a76f56def56300cc041dfe"/>
     <w:p>
       <w:pPr>
         <w:pStyle w:val="Heading3"/>
@@ -3067,8 +3151,8 @@
         <w:t xml:space="preserve">; dale cara de persona que está pensando en el detergente.”</w:t>
       </w:r>
     </w:p>
-    <w:bookmarkEnd w:id="33"/>
-    <w:bookmarkStart w:id="34" w:name="mensaje-yo-para-cortarlo-en-seco"/>
+    <w:bookmarkEnd w:id="39"/>
+    <w:bookmarkStart w:id="40" w:name="mensaje-yo-para-cortarlo-en-seco"/>
     <w:p>
       <w:pPr>
         <w:pStyle w:val="Heading3"/>
@@ -3171,8 +3255,8 @@
         <w:t xml:space="preserve">Corta sin abrir otra pelea. Y en el siguiente unit lo perfeccionas con la asertividad.</w:t>
       </w:r>
     </w:p>
-    <w:bookmarkEnd w:id="34"/>
-    <w:bookmarkStart w:id="35" w:name="salir-de-la-escena-cuando-ya-no-da-juego"/>
+    <w:bookmarkEnd w:id="40"/>
+    <w:bookmarkStart w:id="41" w:name="salir-de-la-escena-cuando-ya-no-da-juego"/>
     <w:p>
       <w:pPr>
         <w:pStyle w:val="Heading3"/>
@@ -3262,9 +3346,9 @@
         </w:pict>
       </w:r>
     </w:p>
-    <w:bookmarkEnd w:id="35"/>
-    <w:bookmarkEnd w:id="36"/>
-    <w:bookmarkStart w:id="37" w:name="Xf627763cb2812d55591c52b0f84857b2b8015c9"/>
+    <w:bookmarkEnd w:id="41"/>
+    <w:bookmarkEnd w:id="42"/>
+    <w:bookmarkStart w:id="43" w:name="Xf627763cb2812d55591c52b0f84857b2b8015c9"/>
     <w:p>
       <w:pPr>
         <w:pStyle w:val="Heading2"/>
@@ -3708,8 +3792,8 @@
         </w:pict>
       </w:r>
     </w:p>
-    <w:bookmarkEnd w:id="37"/>
-    <w:bookmarkStart w:id="38" w:name="X8d6239a82029f7d0db5225cdc4c52f74afe35a8"/>
+    <w:bookmarkEnd w:id="43"/>
+    <w:bookmarkStart w:id="44" w:name="X8d6239a82029f7d0db5225cdc4c52f74afe35a8"/>
     <w:p>
       <w:pPr>
         <w:pStyle w:val="Heading2"/>
@@ -3917,8 +4001,8 @@
         <w:t xml:space="preserve">🏫 Grupo:</w:t>
       </w:r>
     </w:p>
-    <w:bookmarkEnd w:id="38"/>
-    <w:bookmarkStart w:id="39" w:name="a-por-ellos-1"/>
+    <w:bookmarkEnd w:id="44"/>
+    <w:bookmarkStart w:id="45" w:name="a-por-ellos-1"/>
     <w:p>
       <w:pPr>
         <w:pStyle w:val="Heading2"/>
@@ -4491,8 +4575,8 @@
         </w:pict>
       </w:r>
     </w:p>
-    <w:bookmarkEnd w:id="39"/>
-    <w:bookmarkStart w:id="40" w:name="mini-dinámica-el-rostro-de-cartón-5-min"/>
+    <w:bookmarkEnd w:id="45"/>
+    <w:bookmarkStart w:id="46" w:name="mini-dinámica-el-rostro-de-cartón-5-min"/>
     <w:p>
       <w:pPr>
         <w:pStyle w:val="Heading2"/>
@@ -4589,8 +4673,8 @@
         </w:pict>
       </w:r>
     </w:p>
-    <w:bookmarkEnd w:id="40"/>
-    <w:bookmarkStart w:id="41" w:name="soluciones-y-pistas-1"/>
+    <w:bookmarkEnd w:id="46"/>
+    <w:bookmarkStart w:id="47" w:name="soluciones-y-pistas-1"/>
     <w:p>
       <w:pPr>
         <w:pStyle w:val="Heading2"/>
@@ -4738,8 +4822,8 @@
         </w:pict>
       </w:r>
     </w:p>
-    <w:bookmarkEnd w:id="41"/>
-    <w:bookmarkStart w:id="42" w:name="resumen-en-3-frases-1"/>
+    <w:bookmarkEnd w:id="47"/>
+    <w:bookmarkStart w:id="48" w:name="resumen-en-3-frases-1"/>
     <w:p>
       <w:pPr>
         <w:pStyle w:val="Heading2"/>
@@ -4800,8 +4884,8 @@
         </w:pict>
       </w:r>
     </w:p>
-    <w:bookmarkEnd w:id="42"/>
-    <w:bookmarkStart w:id="43" w:name="vocabulario-rápido-1"/>
+    <w:bookmarkEnd w:id="48"/>
+    <w:bookmarkStart w:id="49" w:name="vocabulario-rápido-1"/>
     <w:p>
       <w:pPr>
         <w:pStyle w:val="Heading2"/>
@@ -4924,7 +5008,7 @@
       <w:r>
         <w:t xml:space="preserve"> </w:t>
       </w:r>
-      <w:hyperlink r:id="rId28">
+      <w:hyperlink r:id="rId31">
         <w:r>
           <w:rPr>
             <w:rStyle w:val="Hyperlink"/>
@@ -4987,9 +5071,9 @@
         </w:r>
       </w:hyperlink>
     </w:p>
-    <w:bookmarkEnd w:id="43"/>
-    <w:bookmarkEnd w:id="44"/>
-    <w:bookmarkStart w:id="56" w:name="juegos-y-retos"/>
+    <w:bookmarkEnd w:id="49"/>
+    <w:bookmarkEnd w:id="50"/>
+    <w:bookmarkStart w:id="65" w:name="juegos-y-retos"/>
     <w:p>
       <w:pPr>
         <w:pStyle w:val="Heading1"/>
@@ -5053,7 +5137,7 @@
         </w:pict>
       </w:r>
     </w:p>
-    <w:bookmarkStart w:id="45" w:name="en-corto-2"/>
+    <w:bookmarkStart w:id="51" w:name="en-corto-2"/>
     <w:p>
       <w:pPr>
         <w:pStyle w:val="Heading2"/>
@@ -5077,8 +5161,8 @@
         </w:pict>
       </w:r>
     </w:p>
-    <w:bookmarkEnd w:id="45"/>
-    <w:bookmarkStart w:id="46" w:name="el-fail-de-dani-la-misma-medicina"/>
+    <w:bookmarkEnd w:id="51"/>
+    <w:bookmarkStart w:id="52" w:name="el-fail-de-dani-la-misma-medicina"/>
     <w:p>
       <w:pPr>
         <w:pStyle w:val="Heading2"/>
@@ -5271,8 +5355,8 @@
         </w:pict>
       </w:r>
     </w:p>
-    <w:bookmarkEnd w:id="46"/>
-    <w:bookmarkStart w:id="47" w:name="cara-a-cara-el-público-decide"/>
+    <w:bookmarkEnd w:id="52"/>
+    <w:bookmarkStart w:id="53" w:name="cara-a-cara-el-público-decide"/>
     <w:p>
       <w:pPr>
         <w:pStyle w:val="Heading2"/>
@@ -5600,8 +5684,8 @@
         </w:pict>
       </w:r>
     </w:p>
-    <w:bookmarkEnd w:id="47"/>
-    <w:bookmarkStart w:id="48" w:name="reto-mental"/>
+    <w:bookmarkEnd w:id="53"/>
+    <w:bookmarkStart w:id="54" w:name="reto-mental"/>
     <w:p>
       <w:pPr>
         <w:pStyle w:val="Heading2"/>
@@ -5819,8 +5903,8 @@
         </w:pict>
       </w:r>
     </w:p>
-    <w:bookmarkEnd w:id="48"/>
-    <w:bookmarkStart w:id="49" w:name="Xdba55632034ec38b9995961be00e781571b2d42"/>
+    <w:bookmarkEnd w:id="54"/>
+    <w:bookmarkStart w:id="58" w:name="Xdba55632034ec38b9995961be00e781571b2d42"/>
     <w:p>
       <w:pPr>
         <w:pStyle w:val="Heading2"/>
@@ -5831,12 +5915,54 @@
     </w:p>
     <w:p>
       <w:pPr>
-        <w:pStyle w:val="FirstParagraph"/>
-      </w:pPr>
-    </w:p>
-    <w:p>
-      <w:pPr>
-        <w:pStyle w:val="BodyText"/>
+        <w:pStyle w:val="CaptionedFigure"/>
+      </w:pPr>
+      <w:r>
+        <w:drawing>
+          <wp:inline>
+            <wp:extent cx="5334000" cy="2702560"/>
+            <wp:effectExtent b="0" l="0" r="0" t="0"/>
+            <wp:docPr descr="🪜 La escalera — se sube en caliente, se baja con herramientas" title="" id="56" name="Picture"/>
+            <a:graphic>
+              <a:graphicData uri="http://schemas.openxmlformats.org/drawingml/2006/picture">
+                <pic:pic>
+                  <pic:nvPicPr>
+                    <pic:cNvPr descr="public/img/05-el-insulto-no-es-poder/03-escalera-insulto.png" id="57" name="Picture"/>
+                    <pic:cNvPicPr>
+                      <a:picLocks noChangeArrowheads="1" noChangeAspect="1"/>
+                    </pic:cNvPicPr>
+                  </pic:nvPicPr>
+                  <pic:blipFill>
+                    <a:blip r:embed="rId55"/>
+                    <a:stretch>
+                      <a:fillRect/>
+                    </a:stretch>
+                  </pic:blipFill>
+                  <pic:spPr bwMode="auto">
+                    <a:xfrm>
+                      <a:off x="0" y="0"/>
+                      <a:ext cx="5334000" cy="2702560"/>
+                    </a:xfrm>
+                    <a:prstGeom prst="rect">
+                      <a:avLst/>
+                    </a:prstGeom>
+                    <a:noFill/>
+                    <a:ln w="9525">
+                      <a:noFill/>
+                      <a:headEnd/>
+                      <a:tailEnd/>
+                    </a:ln>
+                  </pic:spPr>
+                </pic:pic>
+              </a:graphicData>
+            </a:graphic>
+          </wp:inline>
+        </w:drawing>
+      </w:r>
+    </w:p>
+    <w:p>
+      <w:pPr>
+        <w:pStyle w:val="ImageCaption"/>
       </w:pPr>
       <w:r>
         <w:t xml:space="preserve">🪜 La escalera — se sube en caliente, se baja con herramientas</w:t>
@@ -6197,8 +6323,8 @@
         <w:t xml:space="preserve">🏫 Grupo:</w:t>
       </w:r>
     </w:p>
-    <w:bookmarkEnd w:id="49"/>
-    <w:bookmarkStart w:id="50" w:name="a-por-ellos-2"/>
+    <w:bookmarkEnd w:id="58"/>
+    <w:bookmarkStart w:id="59" w:name="a-por-ellos-2"/>
     <w:p>
       <w:pPr>
         <w:pStyle w:val="Heading2"/>
@@ -6578,8 +6704,8 @@
         </w:pict>
       </w:r>
     </w:p>
-    <w:bookmarkEnd w:id="50"/>
-    <w:bookmarkStart w:id="51" w:name="Xb092f4a086a2c625457a830982c61cc562cf33f"/>
+    <w:bookmarkEnd w:id="59"/>
+    <w:bookmarkStart w:id="60" w:name="Xb092f4a086a2c625457a830982c61cc562cf33f"/>
     <w:p>
       <w:pPr>
         <w:pStyle w:val="Heading2"/>
@@ -6676,8 +6802,8 @@
         </w:pict>
       </w:r>
     </w:p>
-    <w:bookmarkEnd w:id="51"/>
-    <w:bookmarkStart w:id="52" w:name="soluciones-y-pistas-2"/>
+    <w:bookmarkEnd w:id="60"/>
+    <w:bookmarkStart w:id="61" w:name="soluciones-y-pistas-2"/>
     <w:p>
       <w:pPr>
         <w:pStyle w:val="Heading2"/>
@@ -6812,8 +6938,8 @@
         </w:pict>
       </w:r>
     </w:p>
-    <w:bookmarkEnd w:id="52"/>
-    <w:bookmarkStart w:id="53" w:name="logros-de-la-unidad"/>
+    <w:bookmarkEnd w:id="61"/>
+    <w:bookmarkStart w:id="62" w:name="logros-de-la-unidad"/>
     <w:p>
       <w:pPr>
         <w:pStyle w:val="Heading2"/>
@@ -7020,8 +7146,8 @@
         </w:pict>
       </w:r>
     </w:p>
-    <w:bookmarkEnd w:id="53"/>
-    <w:bookmarkStart w:id="54" w:name="dudas-de-10-segundos"/>
+    <w:bookmarkEnd w:id="62"/>
+    <w:bookmarkStart w:id="63" w:name="dudas-de-10-segundos"/>
     <w:p>
       <w:pPr>
         <w:pStyle w:val="Heading2"/>
@@ -7180,8 +7306,8 @@
         </w:pict>
       </w:r>
     </w:p>
-    <w:bookmarkEnd w:id="54"/>
-    <w:bookmarkStart w:id="55" w:name="poscréditos"/>
+    <w:bookmarkEnd w:id="63"/>
+    <w:bookmarkStart w:id="64" w:name="poscréditos"/>
     <w:p>
       <w:pPr>
         <w:pStyle w:val="Heading2"/>
@@ -7340,7 +7466,7 @@
       <w:r>
         <w:t xml:space="preserve"> </w:t>
       </w:r>
-      <w:hyperlink r:id="rId28">
+      <w:hyperlink r:id="rId31">
         <w:r>
           <w:rPr>
             <w:rStyle w:val="Hyperlink"/>
@@ -7403,8 +7529,8 @@
         </w:r>
       </w:hyperlink>
     </w:p>
-    <w:bookmarkEnd w:id="55"/>
-    <w:bookmarkEnd w:id="56"/>
+    <w:bookmarkEnd w:id="64"/>
+    <w:bookmarkEnd w:id="65"/>
     <w:sectPr>
       <w:footnotePr>
         <w:numRestart w:val="eachSect"/>
